--- a/docs/Six_Month_DevOps_Engineering_Roadmap.docx
+++ b/docs/Six_Month_DevOps_Engineering_Roadmap.docx
@@ -2247,7 +2247,7 @@
         <w:pStyle w:val="Heading2"/>
       </w:pPr>
       <w:r>
-        <w:t>Week 2 VPC and network design</w:t>
+        <w:t>Week 2 VPC and network design — DONE ✅</w:t>
       </w:r>
     </w:p>
     <w:tbl>

--- a/docs/Six_Month_DevOps_Engineering_Roadmap.docx
+++ b/docs/Six_Month_DevOps_Engineering_Roadmap.docx
@@ -2799,7 +2799,7 @@
         <w:pStyle w:val="Heading2"/>
       </w:pPr>
       <w:r>
-        <w:t>Week 3 Compute load balancing and DNS</w:t>
+        <w:t>Week 3 Compute load balancing and DNS — DONE ✅</w:t>
       </w:r>
     </w:p>
     <w:tbl>

--- a/docs/Six_Month_DevOps_Engineering_Roadmap.docx
+++ b/docs/Six_Month_DevOps_Engineering_Roadmap.docx
@@ -4296,7 +4296,7 @@
         <w:pStyle w:val="Heading2"/>
       </w:pPr>
       <w:r>
-        <w:t>Week 5 Terraform foundations and state</w:t>
+        <w:t>Week 5 Terraform foundations and state — DONE ✅</w:t>
       </w:r>
     </w:p>
     <w:tbl>

--- a/docs/Six_Month_DevOps_Engineering_Roadmap.docx
+++ b/docs/Six_Month_DevOps_Engineering_Roadmap.docx
@@ -4848,7 +4848,7 @@
         <w:pStyle w:val="Heading2"/>
       </w:pPr>
       <w:r>
-        <w:t>Week 6 Terraform modules</w:t>
+        <w:t>Week 6 Terraform modules — DONE ✅</w:t>
       </w:r>
     </w:p>
     <w:tbl>
